--- a/data/experiment_resumes/EXP260925A-046.docx
+++ b/data/experiment_resumes/EXP260925A-046.docx
@@ -388,6 +388,39 @@
         <w:t>实验样例：做事细致，愿意按流程操作并保留记录；遇到异常先复核条件，再与团队沟通。</w:t>
       </w:r>
     </w:p>
+    <w:p>
+      <w:r>
+        <w:rPr>
+          <w:b/>
+        </w:rPr>
+        <w:t>求职要求</w:t>
+      </w:r>
+    </w:p>
+    <w:p>
+      <w:r>
+        <w:t>加班意愿：不考虑长期高强度加班，必要时可以提前沟通。</w:t>
+      </w:r>
+    </w:p>
+    <w:p>
+      <w:r>
+        <w:t>加班费 / 补偿：如需加班，希望按规定支付加班费或安排调休。</w:t>
+      </w:r>
+    </w:p>
+    <w:p>
+      <w:r>
+        <w:t>期望薪资：税前 8000–10000 元/月，具体可结合岗位职责协商。</w:t>
+      </w:r>
+    </w:p>
+    <w:p>
+      <w:r>
+        <w:t>工作地点：上海，接受线下到岗。</w:t>
+      </w:r>
+    </w:p>
+    <w:p>
+      <w:r>
+        <w:t>其他要求：关注安全规范与团队协作，愿持续学习汽车电子技术。</w:t>
+      </w:r>
+    </w:p>
     <w:sectPr>
       <w:footerReference w:type="default" r:id="rId9"/>
       <w:pgSz w:w="12240" w:h="15840"/>

--- a/data/experiment_resumes/EXP260925A-046.docx
+++ b/data/experiment_resumes/EXP260925A-046.docx
@@ -16,6 +16,45 @@
           <w:sz w:val="40"/>
         </w:rPr>
         <w:t>实验样本46 学生简历</w:t>
+      </w:r>
+    </w:p>
+    <w:p>
+      <w:pPr>
+        <w:jc w:val="center"/>
+      </w:pPr>
+      <w:r>
+        <w:drawing>
+          <wp:inline xmlns:a="http://schemas.openxmlformats.org/drawingml/2006/main" xmlns:pic="http://schemas.openxmlformats.org/drawingml/2006/picture">
+            <wp:extent cx="1007999" cy="1260000"/>
+            <wp:docPr id="1" name="Picture 1"/>
+            <wp:cNvGraphicFramePr>
+              <a:graphicFrameLocks noChangeAspect="1"/>
+            </wp:cNvGraphicFramePr>
+            <a:graphic>
+              <a:graphicData uri="http://schemas.openxmlformats.org/drawingml/2006/picture">
+                <pic:pic>
+                  <pic:nvPicPr>
+                    <pic:cNvPr id="0" name="photo.jpg"/>
+                    <pic:cNvPicPr/>
+                  </pic:nvPicPr>
+                  <pic:blipFill>
+                    <a:blip r:embed="rId10"/>
+                    <a:stretch>
+                      <a:fillRect/>
+                    </a:stretch>
+                  </pic:blipFill>
+                  <pic:spPr>
+                    <a:xfrm>
+                      <a:off x="0" y="0"/>
+                      <a:ext cx="1007999" cy="1260000"/>
+                    </a:xfrm>
+                    <a:prstGeom prst="rect"/>
+                  </pic:spPr>
+                </pic:pic>
+              </a:graphicData>
+            </a:graphic>
+          </wp:inline>
+        </w:drawing>
       </w:r>
     </w:p>
     <w:p>
@@ -46,6 +85,16 @@
           <w:sz w:val="23"/>
         </w:rPr>
         <w:t>基本信息</w:t>
+      </w:r>
+    </w:p>
+    <w:p>
+      <w:r>
+        <w:t>毕业院校：江苏省常州技师学院    年龄：19岁</w:t>
+      </w:r>
+    </w:p>
+    <w:p>
+      <w:r>
+        <w:t>籍贯：江苏常州    现居住地：常州市新北区汉江路</w:t>
       </w:r>
     </w:p>
     <w:p>
@@ -398,27 +447,27 @@
     </w:p>
     <w:p>
       <w:r>
-        <w:t>加班意愿：不考虑长期高强度加班，必要时可以提前沟通。</w:t>
+        <w:t>加班意愿：能适应新能源汽车产业研发节奏，可接受阶段性出差与试验台架轮值排班。</w:t>
       </w:r>
     </w:p>
     <w:p>
       <w:r>
-        <w:t>加班费 / 补偿：如需加班，希望按规定支付加班费或安排调休。</w:t>
+        <w:t>加班费 / 补偿：服从公司统一的考勤与工时管理制度，按规定结算加班补偿。</w:t>
       </w:r>
     </w:p>
     <w:p>
       <w:r>
-        <w:t>期望薪资：税前 8000–10000 元/月，具体可结合岗位职责协商。</w:t>
+        <w:t>期望薪资：税前 5000–6000 元/月，希望公司提供工作餐或住宿补贴。</w:t>
       </w:r>
     </w:p>
     <w:p>
       <w:r>
-        <w:t>工作地点：上海，接受线下到岗。</w:t>
+        <w:t>工作地点：合肥（经开区或新桥智能电动汽车产业园），接受现场办公。</w:t>
       </w:r>
     </w:p>
     <w:p>
       <w:r>
-        <w:t>其他要求：关注安全规范与团队协作，愿持续学习汽车电子技术。</w:t>
+        <w:t>其他要求：愿从助理测试工程师做起，踏实积累实车路测、数据回灌与故障排查经验。</w:t>
       </w:r>
     </w:p>
     <w:sectPr>
